--- a/(e)CRF/Per nummer/14_Kennis voetzorg (NAFF-vragenlijst).docx
+++ b/(e)CRF/Per nummer/14_Kennis voetzorg (NAFF-vragenlijst).docx
@@ -7886,6 +7886,19 @@
           <w:lang w:val="en-US"/>
         </w:rPr>
       </w:pPr>
+    </w:p>
+    <w:p>
+      <w:r>
+        <w:t>Referenties:</w:t>
+      </w:r>
+    </w:p>
+    <w:p>
+      <w:pPr>
+        <w:pStyle w:val="EndNoteBibliography"/>
+      </w:pPr>
+      <w:r>
+        <w:t>Voetzorggedrag: Lincoln NB, Jeffcoate WJ, Ince P, Smith M, Radford KA. Validation of a new measure of protective footcare behaviour: the Nottingham Assessment of Functional Footcare (NAFF). Pract Diabetes Int. 2007;24(4):207-11.</w:t>
+      </w:r>
     </w:p>
     <w:sectPr>
       <w:headerReference w:type="default" r:id="rId10"/>
